--- a/исследование дешифрактора.docx
+++ b/исследование дешифрактора.docx
@@ -31,7 +31,7 @@
       <w:tblPr>
         <w:tblStyle w:val="a4"/>
         <w:tblW w:w="0" w:type="auto"/>
-        <w:tblInd w:w="735" w:type="dxa"/>
+        <w:tblInd w:w="360" w:type="dxa"/>
         <w:tblLook w:val="04A0" w:firstRow="1" w:lastRow="0" w:firstColumn="1" w:lastColumn="0" w:noHBand="0" w:noVBand="1"/>
       </w:tblPr>
       <w:tblGrid>
@@ -9115,9 +9115,6 @@
     <w:p>
       <w:pPr>
         <w:ind w:left="360"/>
-        <w:rPr>
-          <w:lang w:val="en-US"/>
-        </w:rPr>
       </w:pPr>
       <w:r>
         <w:rPr>
@@ -9130,295 +9127,6 @@
       </w:r>
       <w:r>
         <w:t>Вход разрешающий работу дешифратора. Сигнал на этом входе может передаваться на выход, определяемый адресными входными сигналами</w:t>
-      </w:r>
-    </w:p>
-    <w:p>
-      <w:pPr>
-        <w:pStyle w:val="a3"/>
-        <w:numPr>
-          <w:ilvl w:val="0"/>
-          <w:numId w:val="1"/>
-        </w:numPr>
-        <w:rPr>
-          <w:lang w:val="en-US"/>
-        </w:rPr>
-      </w:pPr>
-      <w:r>
-        <w:t xml:space="preserve">Исследование мультиплексора </w:t>
-      </w:r>
-    </w:p>
-    <w:p>
-      <w:pPr>
-        <w:pStyle w:val="a3"/>
-      </w:pPr>
-      <w:r>
-        <w:t>Входы А, В и С – провода, на которых формируется параллельный код</w:t>
-      </w:r>
-    </w:p>
-    <w:p>
-      <w:pPr>
-        <w:pStyle w:val="a3"/>
-      </w:pPr>
-      <w:r>
-        <w:t xml:space="preserve">Входы х1 и Х2 – адресные, которые определяют, с какого входа в данный момент времени сигнал поступит на выход </w:t>
-      </w:r>
-      <w:r>
-        <w:rPr>
-          <w:lang w:val="en-US"/>
-        </w:rPr>
-        <w:t>Y</w:t>
-      </w:r>
-      <w:r>
-        <w:t xml:space="preserve"> </w:t>
-      </w:r>
-    </w:p>
-    <w:tbl>
-      <w:tblPr>
-        <w:tblStyle w:val="a4"/>
-        <w:tblW w:w="0" w:type="auto"/>
-        <w:tblInd w:w="735" w:type="dxa"/>
-        <w:tblLook w:val="04A0" w:firstRow="1" w:lastRow="0" w:firstColumn="1" w:lastColumn="0" w:noHBand="0" w:noVBand="1"/>
-      </w:tblPr>
-      <w:tblGrid>
-        <w:gridCol w:w="1497"/>
-        <w:gridCol w:w="1497"/>
-        <w:gridCol w:w="3354"/>
-      </w:tblGrid>
-      <w:tr>
-        <w:tc>
-          <w:tcPr>
-            <w:tcW w:w="1497" w:type="dxa"/>
-          </w:tcPr>
-          <w:p>
-            <w:pPr>
-              <w:rPr>
-                <w:lang w:val="en-US"/>
-              </w:rPr>
-            </w:pPr>
-            <w:r>
-              <w:rPr>
-                <w:lang w:val="en-US"/>
-              </w:rPr>
-              <w:t>X1</w:t>
-            </w:r>
-          </w:p>
-        </w:tc>
-        <w:tc>
-          <w:tcPr>
-            <w:tcW w:w="1497" w:type="dxa"/>
-          </w:tcPr>
-          <w:p>
-            <w:pPr>
-              <w:rPr>
-                <w:lang w:val="en-US"/>
-              </w:rPr>
-            </w:pPr>
-            <w:r>
-              <w:rPr>
-                <w:lang w:val="en-US"/>
-              </w:rPr>
-              <w:t>X2</w:t>
-            </w:r>
-          </w:p>
-        </w:tc>
-        <w:tc>
-          <w:tcPr>
-            <w:tcW w:w="3354" w:type="dxa"/>
-          </w:tcPr>
-          <w:p>
-            <w:proofErr w:type="spellStart"/>
-            <w:r>
-              <w:rPr>
-                <w:lang w:val="en-US"/>
-              </w:rPr>
-              <w:t>Номер</w:t>
-            </w:r>
-            <w:proofErr w:type="spellEnd"/>
-            <w:r>
-              <w:rPr>
-                <w:lang w:val="en-US"/>
-              </w:rPr>
-              <w:t xml:space="preserve"> </w:t>
-            </w:r>
-            <w:r>
-              <w:t>коммутируемого канала</w:t>
-            </w:r>
-          </w:p>
-        </w:tc>
-      </w:tr>
-      <w:tr>
-        <w:tc>
-          <w:tcPr>
-            <w:tcW w:w="1497" w:type="dxa"/>
-          </w:tcPr>
-          <w:p>
-            <w:pPr>
-              <w:rPr>
-                <w:lang w:val="en-US"/>
-              </w:rPr>
-            </w:pPr>
-            <w:r>
-              <w:rPr>
-                <w:lang w:val="en-US"/>
-              </w:rPr>
-              <w:t>0</w:t>
-            </w:r>
-          </w:p>
-        </w:tc>
-        <w:tc>
-          <w:tcPr>
-            <w:tcW w:w="1497" w:type="dxa"/>
-          </w:tcPr>
-          <w:p>
-            <w:pPr>
-              <w:rPr>
-                <w:lang w:val="en-US"/>
-              </w:rPr>
-            </w:pPr>
-            <w:r>
-              <w:rPr>
-                <w:lang w:val="en-US"/>
-              </w:rPr>
-              <w:t>0</w:t>
-            </w:r>
-          </w:p>
-        </w:tc>
-        <w:tc>
-          <w:tcPr>
-            <w:tcW w:w="3354" w:type="dxa"/>
-          </w:tcPr>
-          <w:p>
-            <w:pPr>
-              <w:rPr>
-                <w:lang w:val="en-US"/>
-              </w:rPr>
-            </w:pPr>
-            <w:r>
-              <w:rPr>
-                <w:lang w:val="en-US"/>
-              </w:rPr>
-              <w:t>A</w:t>
-            </w:r>
-          </w:p>
-        </w:tc>
-      </w:tr>
-      <w:tr>
-        <w:tc>
-          <w:tcPr>
-            <w:tcW w:w="1497" w:type="dxa"/>
-          </w:tcPr>
-          <w:p>
-            <w:pPr>
-              <w:rPr>
-                <w:lang w:val="en-US"/>
-              </w:rPr>
-            </w:pPr>
-            <w:r>
-              <w:rPr>
-                <w:lang w:val="en-US"/>
-              </w:rPr>
-              <w:t>0</w:t>
-            </w:r>
-          </w:p>
-        </w:tc>
-        <w:tc>
-          <w:tcPr>
-            <w:tcW w:w="1497" w:type="dxa"/>
-          </w:tcPr>
-          <w:p>
-            <w:pPr>
-              <w:rPr>
-                <w:lang w:val="en-US"/>
-              </w:rPr>
-            </w:pPr>
-            <w:r>
-              <w:rPr>
-                <w:lang w:val="en-US"/>
-              </w:rPr>
-              <w:t>1</w:t>
-            </w:r>
-          </w:p>
-        </w:tc>
-        <w:tc>
-          <w:tcPr>
-            <w:tcW w:w="3354" w:type="dxa"/>
-          </w:tcPr>
-          <w:p>
-            <w:pPr>
-              <w:rPr>
-                <w:lang w:val="en-US"/>
-              </w:rPr>
-            </w:pPr>
-            <w:r>
-              <w:rPr>
-                <w:lang w:val="en-US"/>
-              </w:rPr>
-              <w:t>B</w:t>
-            </w:r>
-          </w:p>
-        </w:tc>
-      </w:tr>
-      <w:tr>
-        <w:trPr>
-          <w:trHeight w:val="284"/>
-        </w:trPr>
-        <w:tc>
-          <w:tcPr>
-            <w:tcW w:w="1497" w:type="dxa"/>
-          </w:tcPr>
-          <w:p>
-            <w:pPr>
-              <w:rPr>
-                <w:lang w:val="en-US"/>
-              </w:rPr>
-            </w:pPr>
-            <w:r>
-              <w:rPr>
-                <w:lang w:val="en-US"/>
-              </w:rPr>
-              <w:t>1</w:t>
-            </w:r>
-          </w:p>
-        </w:tc>
-        <w:tc>
-          <w:tcPr>
-            <w:tcW w:w="1497" w:type="dxa"/>
-          </w:tcPr>
-          <w:p>
-            <w:pPr>
-              <w:rPr>
-                <w:lang w:val="en-US"/>
-              </w:rPr>
-            </w:pPr>
-            <w:r>
-              <w:rPr>
-                <w:lang w:val="en-US"/>
-              </w:rPr>
-              <w:t>0</w:t>
-            </w:r>
-          </w:p>
-        </w:tc>
-        <w:tc>
-          <w:tcPr>
-            <w:tcW w:w="3354" w:type="dxa"/>
-          </w:tcPr>
-          <w:p>
-            <w:r>
-              <w:rPr>
-                <w:lang w:val="en-US"/>
-              </w:rPr>
-              <w:t>C</w:t>
-            </w:r>
-          </w:p>
-        </w:tc>
-      </w:tr>
-    </w:tbl>
-    <w:p>
-      <w:pPr>
-        <w:pStyle w:val="a3"/>
-      </w:pPr>
-      <w:r>
-        <w:t>ПРИМЕР ИНТЕГРАЛЬНОЙ СХЕМЫ С МУЛЬТИПЛЕКСОРОМ – МИКРОСХЕМА 74153</w:t>
       </w:r>
       <w:bookmarkStart w:id="0" w:name="_GoBack"/>
       <w:bookmarkEnd w:id="0"/>
